--- a/public/Arun_J_Resume.docx
+++ b/public/Arun_J_Resume.docx
@@ -31,7 +31,7 @@
           <w:sz w:val="26"/>
           <w:szCs w:val="26"/>
         </w:rPr>
-        <w:t xml:space="preserve">Full Stack Developer</w:t>
+        <w:t xml:space="preserve">Front End Developer</w:t>
       </w:r>
       <w:r>
         <w:rPr>
@@ -40,7 +40,7 @@
           <w:sz w:val="22"/>
           <w:szCs w:val="22"/>
         </w:rPr>
-        <w:t xml:space="preserve">  |  React.js · Node.js · TypeScript</w:t>
+        <w:t xml:space="preserve">  |  React.js  ·  Node.js</w:t>
       </w:r>
     </w:p>
     <w:p>
@@ -81,6 +81,15 @@
       <w:r>
         <w:rPr>
           <w:rFonts w:ascii="Arial" w:cs="Arial" w:eastAsia="Arial" w:hAnsi="Arial"/>
+          <w:color w:val="1A56DB"/>
+          <w:sz w:val="19"/>
+          <w:szCs w:val="19"/>
+        </w:rPr>
+        <w:t xml:space="preserve">   |   arun-j-portfolio.netlify.app</w:t>
+      </w:r>
+      <w:r>
+        <w:rPr>
+          <w:rFonts w:ascii="Arial" w:cs="Arial" w:eastAsia="Arial" w:hAnsi="Arial"/>
           <w:color w:val="64748B"/>
           <w:sz w:val="19"/>
           <w:szCs w:val="19"/>
@@ -129,7 +138,7 @@
           <w:sz w:val="20"/>
           <w:szCs w:val="20"/>
         </w:rPr>
-        <w:t xml:space="preserve">Frontend-strong Full Stack Developer</w:t>
+        <w:t xml:space="preserve">Front End Developer</w:t>
       </w:r>
       <w:r>
         <w:rPr>
@@ -149,136 +158,136 @@
           <w:sz w:val="20"/>
           <w:szCs w:val="20"/>
         </w:rPr>
-        <w:t xml:space="preserve">4 years of experience</w:t>
-      </w:r>
-      <w:r>
-        <w:rPr>
-          <w:rFonts w:ascii="Arial" w:cs="Arial" w:eastAsia="Arial" w:hAnsi="Arial"/>
-          <w:color w:val="1E293B"/>
-          <w:sz w:val="20"/>
-          <w:szCs w:val="20"/>
-        </w:rPr>
-        <w:t xml:space="preserve"> building and deploying production-grade web applications across </w:t>
-      </w:r>
-      <w:r>
-        <w:rPr>
-          <w:rFonts w:ascii="Arial" w:cs="Arial" w:eastAsia="Arial" w:hAnsi="Arial"/>
-          <w:b/>
-          <w:bCs/>
-          <w:color w:val="1E293B"/>
-          <w:sz w:val="20"/>
-          <w:szCs w:val="20"/>
-        </w:rPr>
-        <w:t xml:space="preserve">healthcare and SaaS products</w:t>
-      </w:r>
-      <w:r>
-        <w:rPr>
-          <w:rFonts w:ascii="Arial" w:cs="Arial" w:eastAsia="Arial" w:hAnsi="Arial"/>
-          <w:color w:val="1E293B"/>
-          <w:sz w:val="20"/>
-          <w:szCs w:val="20"/>
-        </w:rPr>
-        <w:t xml:space="preserve">. Core expertise in </w:t>
-      </w:r>
-      <w:r>
-        <w:rPr>
-          <w:rFonts w:ascii="Arial" w:cs="Arial" w:eastAsia="Arial" w:hAnsi="Arial"/>
-          <w:b/>
-          <w:bCs/>
-          <w:color w:val="1E293B"/>
-          <w:sz w:val="20"/>
-          <w:szCs w:val="20"/>
-        </w:rPr>
-        <w:t xml:space="preserve">React.js and TypeScript</w:t>
-      </w:r>
-      <w:r>
-        <w:rPr>
-          <w:rFonts w:ascii="Arial" w:cs="Arial" w:eastAsia="Arial" w:hAnsi="Arial"/>
-          <w:color w:val="1E293B"/>
-          <w:sz w:val="20"/>
-          <w:szCs w:val="20"/>
-        </w:rPr>
-        <w:t xml:space="preserve">, with solid backend proficiency in </w:t>
-      </w:r>
-      <w:r>
-        <w:rPr>
-          <w:rFonts w:ascii="Arial" w:cs="Arial" w:eastAsia="Arial" w:hAnsi="Arial"/>
-          <w:b/>
-          <w:bCs/>
-          <w:color w:val="1E293B"/>
-          <w:sz w:val="20"/>
-          <w:szCs w:val="20"/>
-        </w:rPr>
-        <w:t xml:space="preserve">Node.js, REST API development, and database schema design</w:t>
-      </w:r>
-      <w:r>
-        <w:rPr>
-          <w:rFonts w:ascii="Arial" w:cs="Arial" w:eastAsia="Arial" w:hAnsi="Arial"/>
-          <w:color w:val="1E293B"/>
-          <w:sz w:val="20"/>
-          <w:szCs w:val="20"/>
-        </w:rPr>
-        <w:t xml:space="preserve">. Experienced with </w:t>
-      </w:r>
-      <w:r>
-        <w:rPr>
-          <w:rFonts w:ascii="Arial" w:cs="Arial" w:eastAsia="Arial" w:hAnsi="Arial"/>
-          <w:b/>
-          <w:bCs/>
-          <w:color w:val="1E293B"/>
-          <w:sz w:val="20"/>
-          <w:szCs w:val="20"/>
-        </w:rPr>
-        <w:t xml:space="preserve">AWS cloud services, Keycloak, Elasticsearch, and PostgreSQL</w:t>
-      </w:r>
-      <w:r>
-        <w:rPr>
-          <w:rFonts w:ascii="Arial" w:cs="Arial" w:eastAsia="Arial" w:hAnsi="Arial"/>
-          <w:color w:val="1E293B"/>
-          <w:sz w:val="20"/>
-          <w:szCs w:val="20"/>
-        </w:rPr>
-        <w:t xml:space="preserve">, and Freshworks marketplace app development. Proven track record of </w:t>
-      </w:r>
-      <w:r>
-        <w:rPr>
-          <w:rFonts w:ascii="Arial" w:cs="Arial" w:eastAsia="Arial" w:hAnsi="Arial"/>
-          <w:b/>
-          <w:bCs/>
-          <w:color w:val="1E293B"/>
-          <w:sz w:val="20"/>
-          <w:szCs w:val="20"/>
-        </w:rPr>
-        <w:t xml:space="preserve">independently architecting and delivering full-featured applications</w:t>
-      </w:r>
-      <w:r>
-        <w:rPr>
-          <w:rFonts w:ascii="Arial" w:cs="Arial" w:eastAsia="Arial" w:hAnsi="Arial"/>
-          <w:color w:val="1E293B"/>
-          <w:sz w:val="20"/>
-          <w:szCs w:val="20"/>
-        </w:rPr>
-        <w:t xml:space="preserve"> end-to-end. Actively leveraging AI-powered developer tools — </w:t>
-      </w:r>
-      <w:r>
-        <w:rPr>
-          <w:rFonts w:ascii="Arial" w:cs="Arial" w:eastAsia="Arial" w:hAnsi="Arial"/>
-          <w:b/>
-          <w:bCs/>
-          <w:color w:val="1E293B"/>
-          <w:sz w:val="20"/>
-          <w:szCs w:val="20"/>
-        </w:rPr>
-        <w:t xml:space="preserve">GitHub Copilot, Claude AI, Cursor, and Windsurf</w:t>
-      </w:r>
-      <w:r>
-        <w:rPr>
-          <w:rFonts w:ascii="Arial" w:cs="Arial" w:eastAsia="Arial" w:hAnsi="Arial"/>
-          <w:color w:val="1E293B"/>
-          <w:sz w:val="20"/>
-          <w:szCs w:val="20"/>
-        </w:rPr>
-        <w:t xml:space="preserve"> — to accelerate development and improve code quality.</w:t>
+        <w:t xml:space="preserve">3.11 years of experience</w:t>
+      </w:r>
+      <w:r>
+        <w:rPr>
+          <w:rFonts w:ascii="Arial" w:cs="Arial" w:eastAsia="Arial" w:hAnsi="Arial"/>
+          <w:color w:val="1E293B"/>
+          <w:sz w:val="20"/>
+          <w:szCs w:val="20"/>
+        </w:rPr>
+        <w:t xml:space="preserve"> building and delivering scalable, production-ready web applications across </w:t>
+      </w:r>
+      <w:r>
+        <w:rPr>
+          <w:rFonts w:ascii="Arial" w:cs="Arial" w:eastAsia="Arial" w:hAnsi="Arial"/>
+          <w:b/>
+          <w:bCs/>
+          <w:color w:val="1E293B"/>
+          <w:sz w:val="20"/>
+          <w:szCs w:val="20"/>
+        </w:rPr>
+        <w:t xml:space="preserve">healthcare and SaaS</w:t>
+      </w:r>
+      <w:r>
+        <w:rPr>
+          <w:rFonts w:ascii="Arial" w:cs="Arial" w:eastAsia="Arial" w:hAnsi="Arial"/>
+          <w:color w:val="1E293B"/>
+          <w:sz w:val="20"/>
+          <w:szCs w:val="20"/>
+        </w:rPr>
+        <w:t xml:space="preserve"> domains. Proficient in </w:t>
+      </w:r>
+      <w:r>
+        <w:rPr>
+          <w:rFonts w:ascii="Arial" w:cs="Arial" w:eastAsia="Arial" w:hAnsi="Arial"/>
+          <w:b/>
+          <w:bCs/>
+          <w:color w:val="1E293B"/>
+          <w:sz w:val="20"/>
+          <w:szCs w:val="20"/>
+        </w:rPr>
+        <w:t xml:space="preserve">React.js, TypeScript, and JavaScript</w:t>
+      </w:r>
+      <w:r>
+        <w:rPr>
+          <w:rFonts w:ascii="Arial" w:cs="Arial" w:eastAsia="Arial" w:hAnsi="Arial"/>
+          <w:color w:val="1E293B"/>
+          <w:sz w:val="20"/>
+          <w:szCs w:val="20"/>
+        </w:rPr>
+        <w:t xml:space="preserve">, with hands-on backend experience in </w:t>
+      </w:r>
+      <w:r>
+        <w:rPr>
+          <w:rFonts w:ascii="Arial" w:cs="Arial" w:eastAsia="Arial" w:hAnsi="Arial"/>
+          <w:b/>
+          <w:bCs/>
+          <w:color w:val="1E293B"/>
+          <w:sz w:val="20"/>
+          <w:szCs w:val="20"/>
+        </w:rPr>
+        <w:t xml:space="preserve">Node.js and REST API development</w:t>
+      </w:r>
+      <w:r>
+        <w:rPr>
+          <w:rFonts w:ascii="Arial" w:cs="Arial" w:eastAsia="Arial" w:hAnsi="Arial"/>
+          <w:color w:val="1E293B"/>
+          <w:sz w:val="20"/>
+          <w:szCs w:val="20"/>
+        </w:rPr>
+        <w:t xml:space="preserve">. Skilled in cloud integrations using </w:t>
+      </w:r>
+      <w:r>
+        <w:rPr>
+          <w:rFonts w:ascii="Arial" w:cs="Arial" w:eastAsia="Arial" w:hAnsi="Arial"/>
+          <w:b/>
+          <w:bCs/>
+          <w:color w:val="1E293B"/>
+          <w:sz w:val="20"/>
+          <w:szCs w:val="20"/>
+        </w:rPr>
+        <w:t xml:space="preserve">AWS, PostgreSQL, Elasticsearch, and OAuth 2.0</w:t>
+      </w:r>
+      <w:r>
+        <w:rPr>
+          <w:rFonts w:ascii="Arial" w:cs="Arial" w:eastAsia="Arial" w:hAnsi="Arial"/>
+          <w:color w:val="1E293B"/>
+          <w:sz w:val="20"/>
+          <w:szCs w:val="20"/>
+        </w:rPr>
+        <w:t xml:space="preserve">. Experienced in </w:t>
+      </w:r>
+      <w:r>
+        <w:rPr>
+          <w:rFonts w:ascii="Arial" w:cs="Arial" w:eastAsia="Arial" w:hAnsi="Arial"/>
+          <w:b/>
+          <w:bCs/>
+          <w:color w:val="1E293B"/>
+          <w:sz w:val="20"/>
+          <w:szCs w:val="20"/>
+        </w:rPr>
+        <w:t xml:space="preserve">Freshworks marketplace app development</w:t>
+      </w:r>
+      <w:r>
+        <w:rPr>
+          <w:rFonts w:ascii="Arial" w:cs="Arial" w:eastAsia="Arial" w:hAnsi="Arial"/>
+          <w:color w:val="1E293B"/>
+          <w:sz w:val="20"/>
+          <w:szCs w:val="20"/>
+        </w:rPr>
+        <w:t xml:space="preserve"> and capable of independently owning projects from architecture through deployment. Leverages </w:t>
+      </w:r>
+      <w:r>
+        <w:rPr>
+          <w:rFonts w:ascii="Arial" w:cs="Arial" w:eastAsia="Arial" w:hAnsi="Arial"/>
+          <w:b/>
+          <w:bCs/>
+          <w:color w:val="1E293B"/>
+          <w:sz w:val="20"/>
+          <w:szCs w:val="20"/>
+        </w:rPr>
+        <w:t xml:space="preserve">AI-assisted development tools</w:t>
+      </w:r>
+      <w:r>
+        <w:rPr>
+          <w:rFonts w:ascii="Arial" w:cs="Arial" w:eastAsia="Arial" w:hAnsi="Arial"/>
+          <w:color w:val="1E293B"/>
+          <w:sz w:val="20"/>
+          <w:szCs w:val="20"/>
+        </w:rPr>
+        <w:t xml:space="preserve"> including GitHub Copilot, Claude AI, Cursor, and Windsurf to deliver high-quality solutions efficiently.</w:t>
       </w:r>
     </w:p>
     <w:p>
